--- a/hin/docx/021.content.docx
+++ b/hin/docx/021.content.docx
@@ -998,19 +998,7 @@
         <w:rPr>
           <w:lang w:val="hi_IN" w:bidi="hi_IN"/>
         </w:rPr>
-        <w:t>1 रा 15:18</w:t>
-      </w:r>
-      <w:r>
-        <w:rPr>
-          <w:lang w:val="hi_IN" w:bidi="hi_IN"/>
-        </w:rPr>
-        <w:t>–</w:t>
-      </w:r>
-      <w:r>
-        <w:rPr>
-          <w:lang w:val="hi_IN" w:bidi="hi_IN"/>
-        </w:rPr>
-        <w:t>20</w:t>
+        <w:t>1 रा 15:18–20</w:t>
       </w:r>
       <w:r>
         <w:rPr>
@@ -1040,19 +1028,7 @@
         <w:rPr>
           <w:lang w:val="hi_IN" w:bidi="hi_IN"/>
         </w:rPr>
-        <w:t>1 रा 22:1</w:t>
-      </w:r>
-      <w:r>
-        <w:rPr>
-          <w:lang w:val="hi_IN" w:bidi="hi_IN"/>
-        </w:rPr>
-        <w:t>–</w:t>
-      </w:r>
-      <w:r>
-        <w:rPr>
-          <w:lang w:val="hi_IN" w:bidi="hi_IN"/>
-        </w:rPr>
-        <w:t>4</w:t>
+        <w:t>1 रा 22:1–4</w:t>
       </w:r>
       <w:r>
         <w:rPr>
@@ -1064,19 +1040,7 @@
         <w:rPr>
           <w:lang w:val="hi_IN" w:bidi="hi_IN"/>
         </w:rPr>
-        <w:t>2 इति 18:1</w:t>
-      </w:r>
-      <w:r>
-        <w:rPr>
-          <w:lang w:val="hi_IN" w:bidi="hi_IN"/>
-        </w:rPr>
-        <w:t>–</w:t>
-      </w:r>
-      <w:r>
-        <w:rPr>
-          <w:lang w:val="hi_IN" w:bidi="hi_IN"/>
-        </w:rPr>
-        <w:t>13</w:t>
+        <w:t>2 इति 18:1–13</w:t>
       </w:r>
       <w:r>
         <w:rPr>
@@ -1106,19 +1070,7 @@
         <w:rPr>
           <w:lang w:val="hi_IN" w:bidi="hi_IN"/>
         </w:rPr>
-        <w:t>यशा 7:1</w:t>
-      </w:r>
-      <w:r>
-        <w:rPr>
-          <w:lang w:val="hi_IN" w:bidi="hi_IN"/>
-        </w:rPr>
-        <w:t>–</w:t>
-      </w:r>
-      <w:r>
-        <w:rPr>
-          <w:lang w:val="hi_IN" w:bidi="hi_IN"/>
-        </w:rPr>
-        <w:t>9</w:t>
+        <w:t>यशा 7:1–9</w:t>
       </w:r>
       <w:r>
         <w:rPr>
@@ -1160,19 +1112,7 @@
         <w:rPr>
           <w:lang w:val="hi_IN" w:bidi="hi_IN"/>
         </w:rPr>
-        <w:t>2 रा 16:7</w:t>
-      </w:r>
-      <w:r>
-        <w:rPr>
-          <w:lang w:val="hi_IN" w:bidi="hi_IN"/>
-        </w:rPr>
-        <w:t>–</w:t>
-      </w:r>
-      <w:r>
-        <w:rPr>
-          <w:lang w:val="hi_IN" w:bidi="hi_IN"/>
-        </w:rPr>
-        <w:t>9</w:t>
+        <w:t>2 रा 16:7–9</w:t>
       </w:r>
       <w:r>
         <w:rPr>
@@ -1214,19 +1154,7 @@
         <w:rPr>
           <w:lang w:val="hi_IN" w:bidi="hi_IN"/>
         </w:rPr>
-        <w:t>यहेज 17:1</w:t>
-      </w:r>
-      <w:r>
-        <w:rPr>
-          <w:lang w:val="hi_IN" w:bidi="hi_IN"/>
-        </w:rPr>
-        <w:t>–</w:t>
-      </w:r>
-      <w:r>
-        <w:rPr>
-          <w:lang w:val="hi_IN" w:bidi="hi_IN"/>
-        </w:rPr>
-        <w:t>21</w:t>
+        <w:t>यहेज 17:1–21</w:t>
       </w:r>
       <w:r>
         <w:rPr>
@@ -1252,19 +1180,7 @@
         <w:rPr>
           <w:lang w:val="hi_IN" w:bidi="hi_IN"/>
         </w:rPr>
-        <w:t>2 रा 16:10</w:t>
-      </w:r>
-      <w:r>
-        <w:rPr>
-          <w:lang w:val="hi_IN" w:bidi="hi_IN"/>
-        </w:rPr>
-        <w:t>–</w:t>
-      </w:r>
-      <w:r>
-        <w:rPr>
-          <w:lang w:val="hi_IN" w:bidi="hi_IN"/>
-        </w:rPr>
-        <w:t>18</w:t>
+        <w:t>2 रा 16:10–18</w:t>
       </w:r>
       <w:r>
         <w:rPr>
@@ -1276,19 +1192,7 @@
         <w:rPr>
           <w:lang w:val="hi_IN" w:bidi="hi_IN"/>
         </w:rPr>
-        <w:t>होश 8:8</w:t>
-      </w:r>
-      <w:r>
-        <w:rPr>
-          <w:lang w:val="hi_IN" w:bidi="hi_IN"/>
-        </w:rPr>
-        <w:t>–</w:t>
-      </w:r>
-      <w:r>
-        <w:rPr>
-          <w:lang w:val="hi_IN" w:bidi="hi_IN"/>
-        </w:rPr>
-        <w:t>10</w:t>
+        <w:t>होश 8:8–10</w:t>
       </w:r>
       <w:r>
         <w:rPr>
@@ -1300,31 +1204,7 @@
         <w:rPr>
           <w:lang w:val="hi_IN" w:bidi="hi_IN"/>
         </w:rPr>
-        <w:t>यशा 30:1</w:t>
-      </w:r>
-      <w:r>
-        <w:rPr>
-          <w:lang w:val="hi_IN" w:bidi="hi_IN"/>
-        </w:rPr>
-        <w:t>–</w:t>
-      </w:r>
-      <w:r>
-        <w:rPr>
-          <w:lang w:val="hi_IN" w:bidi="hi_IN"/>
-        </w:rPr>
-        <w:t>3, 15</w:t>
-      </w:r>
-      <w:r>
-        <w:rPr>
-          <w:lang w:val="hi_IN" w:bidi="hi_IN"/>
-        </w:rPr>
-        <w:t>–</w:t>
-      </w:r>
-      <w:r>
-        <w:rPr>
-          <w:lang w:val="hi_IN" w:bidi="hi_IN"/>
-        </w:rPr>
-        <w:t>16</w:t>
+        <w:t>यशा 30:1–3, 15–16</w:t>
       </w:r>
       <w:r>
         <w:rPr>
